--- a/Documentazione/Legal/Avviso_Partecipanti_Riunioni.docx
+++ b/Documentazione/Legal/Avviso_Partecipanti_Riunioni.docx
@@ -61,7 +61,7 @@
           <w:sz w:val="21"/>
           <w:szCs w:val="21"/>
         </w:rPr>
-        <w:t xml:space="preserve">Versione del 17 ottobre 2026</w:t>
+        <w:t xml:space="preserve">Versione del 22 ottobre 2026</w:t>
       </w:r>
     </w:p>
     <w:p>
@@ -224,7 +224,7 @@
           <w:sz w:val="21"/>
           <w:szCs w:val="21"/>
         </w:rPr>
-        <w:t xml:space="preserve">«Prima di iniziare: con il vostro permesso registriamo la riunione con Projexa, lo strumento di project management di [AZIENDA], per ottenere la trascrizione e un riepilogo delle decisioni e delle azioni. L'audio viene trascritto sui server di Projexa in Italia e cancellato subito dopo; la trascrizione e il riepilogo sono visibili solo al team di progetto e conservati per [24 mesi]. Il riepilogo può essere preparato con un servizio di intelligenza artificiale. Se preferite non essere registrati, ditelo ora e non registriamo. Maggiori informazioni nell'informativa privacy: [LINK].»</w:t>
+        <w:t xml:space="preserve">«Prima di iniziare: con il vostro permesso registriamo la riunione con Projexa, lo strumento di project management di [AZIENDA], per ottenere la trascrizione e un riepilogo delle decisioni e delle azioni. L'audio viene trascritto sui server di Projexa in Italia e cancellato subito dopo; la trascrizione e il riepilogo sono visibili solo al team di progetto e conservati per [24 mesi]. Il riepilogo può essere preparato con un servizio di intelligenza artificiale: in quel caso nomi e recapiti vengono sostituiti da codici anonimi prima dell'invio. Se preferite non essere registrati, ditelo ora e non registriamo. Maggiori informazioni nell'informativa privacy: [LINK].»</w:t>
       </w:r>
     </w:p>
     <w:p>
@@ -254,7 +254,7 @@
           <w:sz w:val="21"/>
           <w:szCs w:val="21"/>
         </w:rPr>
-        <w:t xml:space="preserve">IT — Questa riunione potrà essere registrata e trascritta con Projexa per preparare il riepilogo di decisioni e azioni. L'audio è trascritto in Italia e cancellato subito; trascrizione e riepilogo restano al team di progetto per [24 mesi]. Se non desideri essere registrato, comunicalo all'organizzatore. Informativa: [LINK].</w:t>
+        <w:t xml:space="preserve">IT — Questa riunione potrà essere registrata e trascritta con Projexa per preparare il riepilogo di decisioni e azioni. L'audio è trascritto in Italia e cancellato subito; trascrizione e riepilogo restano al team di progetto per [24 mesi]. Eventuali servizi di AI esterni ricevono il testo con nomi e recapiti anonimizzati. Se non desideri essere registrato, comunicalo all'organizzatore. Informativa: [LINK].</w:t>
       </w:r>
     </w:p>
     <w:p>
@@ -267,7 +267,7 @@
           <w:sz w:val="21"/>
           <w:szCs w:val="21"/>
         </w:rPr>
-        <w:t xml:space="preserve">EN — This meeting may be recorded and transcribed with Projexa to prepare a summary of decisions and actions. Audio is transcribed in Italy and deleted immediately; the transcript and summary are kept by the project team for [24 months]. If you prefer not to be recorded, please tell the organiser. Privacy notice: [LINK].</w:t>
+        <w:t xml:space="preserve">EN — This meeting may be recorded and transcribed with Projexa to prepare a summary of decisions and actions. Audio is transcribed in Italy and deleted immediately; the transcript and summary are kept by the project team for [24 months]. Any external AI service receives the text with names and contact details anonymised. If you prefer not to be recorded, please tell the organiser. Privacy notice: [LINK].</w:t>
       </w:r>
     </w:p>
     <w:p>
@@ -367,7 +367,7 @@
           <w:sz w:val="21"/>
           <w:szCs w:val="21"/>
         </w:rPr>
-        <w:t xml:space="preserve">se è attivo, l'audio o il testo vanno in tempo reale a Google Gemini: indicarlo nell'avviso («il riepilogo e i suggerimenti sono preparati con Google Gemini»).</w:t>
+        <w:t xml:space="preserve">se è attivo, l'audio o il testo vanno in tempo reale a Google Gemini: indicarlo nell'avviso («il riepilogo e i suggerimenti sono preparati con Google Gemini»). Il testo inviato a Gemini è anonimizzato; l'audio, se si sceglie la modalità Audio live, non può esserlo.</w:t>
       </w:r>
     </w:p>
     <w:sectPr>

--- a/Documentazione/Legal/Avviso_Partecipanti_Riunioni.docx
+++ b/Documentazione/Legal/Avviso_Partecipanti_Riunioni.docx
@@ -61,7 +61,7 @@
           <w:sz w:val="21"/>
           <w:szCs w:val="21"/>
         </w:rPr>
-        <w:t xml:space="preserve">Versione del 22 ottobre 2026</w:t>
+        <w:t xml:space="preserve">Versione del 28 ottobre 2026</w:t>
       </w:r>
     </w:p>
     <w:p>
@@ -224,7 +224,7 @@
           <w:sz w:val="21"/>
           <w:szCs w:val="21"/>
         </w:rPr>
-        <w:t xml:space="preserve">«Prima di iniziare: con il vostro permesso registriamo la riunione con Projexa, lo strumento di project management di [AZIENDA], per ottenere la trascrizione e un riepilogo delle decisioni e delle azioni. L'audio viene trascritto sui server di Projexa in Italia e cancellato subito dopo; la trascrizione e il riepilogo sono visibili solo al team di progetto e conservati per [24 mesi]. Il riepilogo può essere preparato con un servizio di intelligenza artificiale: in quel caso nomi e recapiti vengono sostituiti da codici anonimi prima dell'invio. Se preferite non essere registrati, ditelo ora e non registriamo. Maggiori informazioni nell'informativa privacy: [LINK].»</w:t>
+        <w:t xml:space="preserve">«Prima di iniziare: con il vostro permesso registriamo la riunione con Projexa, lo strumento di project management di [AZIENDA], per ottenere la trascrizione e un riepilogo delle decisioni e delle azioni. L'audio viene trascritto sui server di Projexa in Italia e cancellato subito dopo; nella trascrizione le vostre voci sono distinte solo con un numero (Partecipante 1, 2…), senza riconoscere chi parla; la trascrizione e il riepilogo sono visibili solo al team di progetto e conservati per [24 mesi]. Il riepilogo può essere preparato con un servizio di intelligenza artificiale: in quel caso nomi e recapiti vengono sostituiti da codici anonimi prima dell'invio. Se preferite non essere registrati, ditelo ora e non registriamo. Maggiori informazioni nell'informativa privacy: [LINK].»</w:t>
       </w:r>
     </w:p>
     <w:p>
@@ -254,7 +254,7 @@
           <w:sz w:val="21"/>
           <w:szCs w:val="21"/>
         </w:rPr>
-        <w:t xml:space="preserve">IT — Questa riunione potrà essere registrata e trascritta con Projexa per preparare il riepilogo di decisioni e azioni. L'audio è trascritto in Italia e cancellato subito; trascrizione e riepilogo restano al team di progetto per [24 mesi]. Eventuali servizi di AI esterni ricevono il testo con nomi e recapiti anonimizzati. Se non desideri essere registrato, comunicalo all'organizzatore. Informativa: [LINK].</w:t>
+        <w:t xml:space="preserve">IT — Questa riunione potrà essere registrata e trascritta con Projexa per preparare il riepilogo di decisioni e azioni. L'audio è trascritto in Italia e cancellato subito; le voci sono distinte solo con un numero, senza riconoscere chi parla; trascrizione e riepilogo restano al team di progetto per [24 mesi]. Eventuali servizi di AI esterni ricevono il testo con nomi e recapiti anonimizzati. Se non desideri essere registrato, comunicalo all'organizzatore. Informativa: [LINK].</w:t>
       </w:r>
     </w:p>
     <w:p>
@@ -267,7 +267,7 @@
           <w:sz w:val="21"/>
           <w:szCs w:val="21"/>
         </w:rPr>
-        <w:t xml:space="preserve">EN — This meeting may be recorded and transcribed with Projexa to prepare a summary of decisions and actions. Audio is transcribed in Italy and deleted immediately; the transcript and summary are kept by the project team for [24 months]. Any external AI service receives the text with names and contact details anonymised. If you prefer not to be recorded, please tell the organiser. Privacy notice: [LINK].</w:t>
+        <w:t xml:space="preserve">EN — This meeting may be recorded and transcribed with Projexa to prepare a summary of decisions and actions. Audio is transcribed in Italy and deleted immediately; speakers are told apart by number only, without recognising who they are; the transcript and summary are kept by the project team for [24 months]. Any external AI service receives the text with names and contact details anonymised. If you prefer not to be recorded, please tell the organiser. Privacy notice: [LINK].</w:t>
       </w:r>
     </w:p>
     <w:p>

--- a/Documentazione/Legal/Avviso_Partecipanti_Riunioni.docx
+++ b/Documentazione/Legal/Avviso_Partecipanti_Riunioni.docx
@@ -367,7 +367,7 @@
           <w:sz w:val="21"/>
           <w:szCs w:val="21"/>
         </w:rPr>
-        <w:t xml:space="preserve">se è attivo, l'audio o il testo vanno in tempo reale a Google Gemini: indicarlo nell'avviso («il riepilogo e i suggerimenti sono preparati con Google Gemini»). Il testo inviato a Gemini è anonimizzato; l'audio, se si sceglie la modalità Audio live, non può esserlo.</w:t>
+        <w:t xml:space="preserve">se è attivo, l'audio della riunione va in tempo reale all'AI scelta dal project manager (Google Gemini oppure OpenAI ChatGPT), che restituisce solo suggerimenti e non trascrive la riunione: indicarlo nell'avviso («i suggerimenti al project manager sono preparati con Google Gemini / OpenAI ChatGPT»). L'audio non può essere anonimizzato.</w:t>
       </w:r>
     </w:p>
     <w:sectPr>
